--- a/docs/複賽說明文檔_街知巷聞.docx
+++ b/docs/複賽說明文檔_街知巷聞.docx
@@ -4,7 +4,7 @@
   <w:body>
     <w:p>
       <w:pPr>
-        <w:spacing w:before="120" w:after="100"/>
+        <w:spacing w:before="40" w:after="40"/>
         <w:jc w:val="center"/>
       </w:pPr>
       <w:r>
@@ -13,14 +13,14 @@
           <w:b/>
           <w:i w:val="0"/>
           <w:color w:val="2C5E86"/>
-          <w:sz w:val="26"/>
+          <w:sz w:val="22"/>
         </w:rPr>
-        <w:t>「千模百煉」AI 開發者系列學生競賽 · 複賽</w:t>
+        <w:t>「千模百煉」AI 開發者系列學生競賽 · 複賽提交</w:t>
       </w:r>
     </w:p>
     <w:p>
       <w:pPr>
-        <w:spacing w:before="0" w:after="40"/>
+        <w:spacing w:before="0" w:after="0"/>
         <w:jc w:val="center"/>
       </w:pPr>
       <w:r>
@@ -29,14 +29,14 @@
           <w:b/>
           <w:i w:val="0"/>
           <w:color w:val="BE4A3A"/>
-          <w:sz w:val="52"/>
+          <w:sz w:val="56"/>
         </w:rPr>
         <w:t>複賽說明文檔</w:t>
       </w:r>
     </w:p>
     <w:p>
       <w:pPr>
-        <w:spacing w:before="0" w:after="40"/>
+        <w:spacing w:before="0" w:after="20"/>
         <w:jc w:val="center"/>
       </w:pPr>
       <w:r>
@@ -45,14 +45,14 @@
           <w:b/>
           <w:i w:val="0"/>
           <w:color w:val="2B2118"/>
-          <w:sz w:val="26"/>
+          <w:sz w:val="28"/>
         </w:rPr>
-        <w:t>街知巷聞 EveryLane Macau — 澳門深度遊 AI 智能體</w:t>
+        <w:t>街知巷聞  EveryLane Macau</w:t>
       </w:r>
     </w:p>
     <w:p>
       <w:pPr>
-        <w:spacing w:before="0" w:after="200"/>
+        <w:spacing w:before="0" w:after="160"/>
         <w:jc w:val="center"/>
       </w:pPr>
       <w:r>
@@ -63,7 +63,313 @@
           <w:color w:val="6B6055"/>
           <w:sz w:val="21"/>
         </w:rPr>
-        <w:t>已部署、可實際使用；計劃書指標逐項呈現，可線上核驗</w:t>
+        <w:t>澳門深度遊 AI 智能體  ·  已部署、可實際使用、計劃書指標可線上核驗</w:t>
+      </w:r>
+    </w:p>
+    <w:tbl>
+      <w:tblPr>
+        <w:tblStyle w:val="TableGrid"/>
+        <w:tblW w:type="auto" w:w="0"/>
+        <w:jc w:val="center"/>
+        <w:tblLayout w:type="fixed"/>
+        <w:tblLook w:firstColumn="1" w:firstRow="1" w:lastColumn="0" w:lastRow="0" w:noHBand="0" w:noVBand="1" w:val="04A0"/>
+      </w:tblPr>
+      <w:tblGrid>
+        <w:gridCol w:w="2487"/>
+        <w:gridCol w:w="2487"/>
+        <w:gridCol w:w="2487"/>
+        <w:gridCol w:w="2487"/>
+      </w:tblGrid>
+      <w:tr>
+        <w:trPr>
+          <w:cantSplit/>
+        </w:trPr>
+        <w:tc>
+          <w:tcPr>
+            <w:tcW w:type="dxa" w:w="2448"/>
+            <w:tcMar>
+              <w:top w:w="70" w:type="dxa"/>
+              <w:start w:w="90" w:type="dxa"/>
+              <w:bottom w:w="70" w:type="dxa"/>
+              <w:end w:w="90" w:type="dxa"/>
+            </w:tcMar>
+            <w:shd w:val="clear" w:fill="2C5E86"/>
+          </w:tcPr>
+          <w:p>
+            <w:pPr>
+              <w:keepLines/>
+              <w:spacing w:after="40" w:before="40"/>
+            </w:pPr>
+            <w:r/>
+            <w:r>
+              <w:rPr>
+                <w:rFonts w:ascii="Microsoft JhengHei" w:hAnsi="Microsoft JhengHei" w:eastAsia="Microsoft JhengHei"/>
+                <w:b/>
+                <w:color w:val="FFFFFF"/>
+                <w:sz w:val="20"/>
+              </w:rPr>
+              <w:t>9 / 9</w:t>
+            </w:r>
+          </w:p>
+        </w:tc>
+        <w:tc>
+          <w:tcPr>
+            <w:tcW w:type="dxa" w:w="2448"/>
+            <w:tcMar>
+              <w:top w:w="70" w:type="dxa"/>
+              <w:start w:w="90" w:type="dxa"/>
+              <w:bottom w:w="70" w:type="dxa"/>
+              <w:end w:w="90" w:type="dxa"/>
+            </w:tcMar>
+            <w:shd w:val="clear" w:fill="2C5E86"/>
+          </w:tcPr>
+          <w:p>
+            <w:pPr>
+              <w:keepLines/>
+              <w:spacing w:after="40" w:before="40"/>
+            </w:pPr>
+            <w:r/>
+            <w:r>
+              <w:rPr>
+                <w:rFonts w:ascii="Microsoft JhengHei" w:hAnsi="Microsoft JhengHei" w:eastAsia="Microsoft JhengHei"/>
+                <w:b/>
+                <w:color w:val="FFFFFF"/>
+                <w:sz w:val="20"/>
+              </w:rPr>
+              <w:t>70 / 70</w:t>
+            </w:r>
+          </w:p>
+        </w:tc>
+        <w:tc>
+          <w:tcPr>
+            <w:tcW w:type="dxa" w:w="2448"/>
+            <w:tcMar>
+              <w:top w:w="70" w:type="dxa"/>
+              <w:start w:w="90" w:type="dxa"/>
+              <w:bottom w:w="70" w:type="dxa"/>
+              <w:end w:w="90" w:type="dxa"/>
+            </w:tcMar>
+            <w:shd w:val="clear" w:fill="2C5E86"/>
+          </w:tcPr>
+          <w:p>
+            <w:pPr>
+              <w:keepLines/>
+              <w:spacing w:after="40" w:before="40"/>
+            </w:pPr>
+            <w:r/>
+            <w:r>
+              <w:rPr>
+                <w:rFonts w:ascii="Microsoft JhengHei" w:hAnsi="Microsoft JhengHei" w:eastAsia="Microsoft JhengHei"/>
+                <w:b/>
+                <w:color w:val="FFFFFF"/>
+                <w:sz w:val="20"/>
+              </w:rPr>
+              <w:t>PIN 2580</w:t>
+            </w:r>
+          </w:p>
+        </w:tc>
+        <w:tc>
+          <w:tcPr>
+            <w:tcW w:type="dxa" w:w="2448"/>
+            <w:tcMar>
+              <w:top w:w="70" w:type="dxa"/>
+              <w:start w:w="90" w:type="dxa"/>
+              <w:bottom w:w="70" w:type="dxa"/>
+              <w:end w:w="90" w:type="dxa"/>
+            </w:tcMar>
+            <w:shd w:val="clear" w:fill="2C5E86"/>
+          </w:tcPr>
+          <w:p>
+            <w:pPr>
+              <w:keepLines/>
+              <w:spacing w:after="40" w:before="40"/>
+            </w:pPr>
+            <w:r/>
+            <w:r>
+              <w:rPr>
+                <w:rFonts w:ascii="Microsoft JhengHei" w:hAnsi="Microsoft JhengHei" w:eastAsia="Microsoft JhengHei"/>
+                <w:b/>
+                <w:color w:val="FFFFFF"/>
+                <w:sz w:val="20"/>
+              </w:rPr>
+              <w:t>647 PASS</w:t>
+            </w:r>
+          </w:p>
+        </w:tc>
+      </w:tr>
+      <w:tr>
+        <w:trPr>
+          <w:cantSplit/>
+        </w:trPr>
+        <w:tc>
+          <w:tcPr>
+            <w:tcW w:type="dxa" w:w="2448"/>
+            <w:tcMar>
+              <w:top w:w="70" w:type="dxa"/>
+              <w:start w:w="90" w:type="dxa"/>
+              <w:bottom w:w="70" w:type="dxa"/>
+              <w:end w:w="90" w:type="dxa"/>
+            </w:tcMar>
+          </w:tcPr>
+          <w:p>
+            <w:pPr>
+              <w:keepLines/>
+              <w:spacing w:after="40" w:before="40"/>
+            </w:pPr>
+            <w:r/>
+            <w:r>
+              <w:rPr>
+                <w:rFonts w:ascii="Microsoft JhengHei" w:hAnsi="Microsoft JhengHei" w:eastAsia="Microsoft JhengHei"/>
+                <w:b w:val="0"/>
+                <w:color w:val="2B2118"/>
+                <w:sz w:val="20"/>
+              </w:rPr>
+              <w:t>計劃書指標已呈現</w:t>
+            </w:r>
+          </w:p>
+        </w:tc>
+        <w:tc>
+          <w:tcPr>
+            <w:tcW w:type="dxa" w:w="2448"/>
+            <w:tcMar>
+              <w:top w:w="70" w:type="dxa"/>
+              <w:start w:w="90" w:type="dxa"/>
+              <w:bottom w:w="70" w:type="dxa"/>
+              <w:end w:w="90" w:type="dxa"/>
+            </w:tcMar>
+          </w:tcPr>
+          <w:p>
+            <w:pPr>
+              <w:keepLines/>
+              <w:spacing w:after="40" w:before="40"/>
+            </w:pPr>
+            <w:r/>
+            <w:r>
+              <w:rPr>
+                <w:rFonts w:ascii="Microsoft JhengHei" w:hAnsi="Microsoft JhengHei" w:eastAsia="Microsoft JhengHei"/>
+                <w:b w:val="0"/>
+                <w:color w:val="2B2118"/>
+                <w:sz w:val="20"/>
+              </w:rPr>
+              <w:t>POI 無障礙標註</w:t>
+            </w:r>
+          </w:p>
+        </w:tc>
+        <w:tc>
+          <w:tcPr>
+            <w:tcW w:type="dxa" w:w="2448"/>
+            <w:tcMar>
+              <w:top w:w="70" w:type="dxa"/>
+              <w:start w:w="90" w:type="dxa"/>
+              <w:bottom w:w="70" w:type="dxa"/>
+              <w:end w:w="90" w:type="dxa"/>
+            </w:tcMar>
+          </w:tcPr>
+          <w:p>
+            <w:pPr>
+              <w:keepLines/>
+              <w:spacing w:after="40" w:before="40"/>
+            </w:pPr>
+            <w:r/>
+            <w:r>
+              <w:rPr>
+                <w:rFonts w:ascii="Microsoft JhengHei" w:hAnsi="Microsoft JhengHei" w:eastAsia="Microsoft JhengHei"/>
+                <w:b w:val="0"/>
+                <w:color w:val="2B2118"/>
+                <w:sz w:val="20"/>
+              </w:rPr>
+              <w:t>商戶核銷演示</w:t>
+            </w:r>
+          </w:p>
+        </w:tc>
+        <w:tc>
+          <w:tcPr>
+            <w:tcW w:type="dxa" w:w="2448"/>
+            <w:tcMar>
+              <w:top w:w="70" w:type="dxa"/>
+              <w:start w:w="90" w:type="dxa"/>
+              <w:bottom w:w="70" w:type="dxa"/>
+              <w:end w:w="90" w:type="dxa"/>
+            </w:tcMar>
+          </w:tcPr>
+          <w:p>
+            <w:pPr>
+              <w:keepLines/>
+              <w:spacing w:after="40" w:before="40"/>
+            </w:pPr>
+            <w:r/>
+            <w:r>
+              <w:rPr>
+                <w:rFonts w:ascii="Microsoft JhengHei" w:hAnsi="Microsoft JhengHei" w:eastAsia="Microsoft JhengHei"/>
+                <w:b w:val="0"/>
+                <w:color w:val="2B2118"/>
+                <w:sz w:val="20"/>
+              </w:rPr>
+              <w:t>後端回歸測試</w:t>
+            </w:r>
+          </w:p>
+        </w:tc>
+      </w:tr>
+    </w:tbl>
+    <w:p>
+      <w:pPr>
+        <w:spacing w:after="40"/>
+      </w:pPr>
+    </w:p>
+    <w:p>
+      <w:pPr>
+        <w:spacing w:before="80" w:after="20"/>
+        <w:jc w:val="center"/>
+      </w:pPr>
+      <w:r>
+        <w:drawing>
+          <wp:inline xmlns:a="http://schemas.openxmlformats.org/drawingml/2006/main" xmlns:pic="http://schemas.openxmlformats.org/drawingml/2006/picture">
+            <wp:extent cx="1298448" cy="1298448"/>
+            <wp:docPr id="1" name="Picture 1"/>
+            <wp:cNvGraphicFramePr>
+              <a:graphicFrameLocks noChangeAspect="1"/>
+            </wp:cNvGraphicFramePr>
+            <a:graphic>
+              <a:graphicData uri="http://schemas.openxmlformats.org/drawingml/2006/picture">
+                <pic:pic>
+                  <pic:nvPicPr>
+                    <pic:cNvPr id="0" name="site_qr.png"/>
+                    <pic:cNvPicPr/>
+                  </pic:nvPicPr>
+                  <pic:blipFill>
+                    <a:blip r:embed="rId11"/>
+                    <a:stretch>
+                      <a:fillRect/>
+                    </a:stretch>
+                  </pic:blipFill>
+                  <pic:spPr>
+                    <a:xfrm>
+                      <a:off x="0" y="0"/>
+                      <a:ext cx="1298448" cy="1298448"/>
+                    </a:xfrm>
+                    <a:prstGeom prst="rect"/>
+                  </pic:spPr>
+                </pic:pic>
+              </a:graphicData>
+            </a:graphic>
+          </wp:inline>
+        </w:drawing>
+      </w:r>
+    </w:p>
+    <w:p>
+      <w:pPr>
+        <w:spacing w:before="0" w:after="160"/>
+        <w:jc w:val="center"/>
+      </w:pPr>
+      <w:r>
+        <w:rPr>
+          <w:rFonts w:ascii="Microsoft JhengHei" w:hAnsi="Microsoft JhengHei" w:eastAsia="Microsoft JhengHei"/>
+          <w:b w:val="0"/>
+          <w:i/>
+          <w:color w:val="6B6055"/>
+          <w:sz w:val="16"/>
+        </w:rPr>
+        <w:t>掃碼即開公網作品（無需登入）· 真實 qwen3.7-plus</w:t>
       </w:r>
     </w:p>
     <w:tbl>
@@ -613,7 +919,7 @@
                 <w:color w:val="2B2118"/>
                 <w:sz w:val="20"/>
               </w:rPr>
-              <w:t>2026 年 8 月 23 日</w:t>
+              <w:t>2026 年 8 月 27 日</w:t>
             </w:r>
           </w:p>
         </w:tc>
@@ -624,9 +930,61 @@
         <w:spacing w:after="40"/>
       </w:pPr>
     </w:p>
+    <w:tbl>
+      <w:tblPr>
+        <w:tblW w:type="auto" w:w="0"/>
+        <w:jc w:val="center"/>
+        <w:tblLook w:firstColumn="1" w:firstRow="1" w:lastColumn="0" w:lastRow="0" w:noHBand="0" w:noVBand="1" w:val="04A0"/>
+      </w:tblPr>
+      <w:tblGrid>
+        <w:gridCol w:w="9948"/>
+      </w:tblGrid>
+      <w:tr>
+        <w:tc>
+          <w:tcPr>
+            <w:tcW w:type="dxa" w:w="9948"/>
+            <w:shd w:val="clear" w:fill="F4EAD8"/>
+            <w:tcMar>
+              <w:top w:w="90" w:type="dxa"/>
+              <w:start w:w="140" w:type="dxa"/>
+              <w:bottom w:w="90" w:type="dxa"/>
+              <w:end w:w="140" w:type="dxa"/>
+            </w:tcMar>
+          </w:tcPr>
+          <w:p>
+            <w:pPr>
+              <w:spacing w:after="40"/>
+            </w:pPr>
+            <w:r/>
+            <w:r>
+              <w:rPr>
+                <w:rFonts w:ascii="Microsoft JhengHei" w:hAnsi="Microsoft JhengHei" w:eastAsia="Microsoft JhengHei"/>
+                <w:b/>
+                <w:color w:val="BE4A3A"/>
+                <w:sz w:val="21"/>
+              </w:rPr>
+              <w:t>評審 30 秒入口</w:t>
+            </w:r>
+          </w:p>
+          <w:p>
+            <w:pPr>
+              <w:spacing w:after="0"/>
+            </w:pPr>
+            <w:r>
+              <w:rPr>
+                <w:rFonts w:ascii="Microsoft JhengHei" w:hAnsi="Microsoft JhengHei" w:eastAsia="Microsoft JhengHei"/>
+                <w:color w:val="2B2118"/>
+                <w:sz w:val="20"/>
+              </w:rPr>
+              <w:t>打開公網 → 按「90 秒評審快速演示」→ 行程內領一次性到店碼 → 儀表板輸入商戶 PIN 2580 核銷兩次（第二次被拒）。以下截圖均取自該公網實例，非設計稿。</w:t>
+            </w:r>
+          </w:p>
+        </w:tc>
+      </w:tr>
+    </w:tbl>
     <w:p>
       <w:pPr>
-        <w:spacing w:before="0" w:after="40"/>
+        <w:spacing w:after="120"/>
       </w:pPr>
     </w:p>
     <w:p>
@@ -804,7 +1162,7 @@
                 <w:color w:val="2B2118"/>
                 <w:sz w:val="20"/>
               </w:rPr>
-              <w:t>公網 24 小時運行：真實 qwen3.7-plus 推理、五語言、單日/多日規劃、地圖時間軸、PDF 匯出</w:t>
+              <w:t>公網 24 小時運行：單日自訂問題由真實 qwen3.7-plus 推理；多日/評審模式以可重現工具鏈完成；五語言、地圖時間軸與 PDF 匯出</w:t>
             </w:r>
           </w:p>
         </w:tc>
@@ -1062,7 +1420,7 @@
                 <w:color w:val="2B2118"/>
                 <w:sz w:val="20"/>
               </w:rPr>
-              <w:t>即本文檔（指標對照 + 評審動線 + 技術說明）</w:t>
+              <w:t>即本文檔（指標對照 + 評審動線 + 公網實拍）</w:t>
             </w:r>
           </w:p>
         </w:tc>
@@ -2750,8 +3108,8 @@
       <w:r>
         <w:drawing>
           <wp:inline xmlns:a="http://schemas.openxmlformats.org/drawingml/2006/main" xmlns:pic="http://schemas.openxmlformats.org/drawingml/2006/picture">
-            <wp:extent cx="5760720" cy="3600450"/>
-            <wp:docPr id="1" name="Picture 1"/>
+            <wp:extent cx="5760720" cy="2195033"/>
+            <wp:docPr id="2" name="Picture 2"/>
             <wp:cNvGraphicFramePr>
               <a:graphicFrameLocks noChangeAspect="1"/>
             </wp:cNvGraphicFramePr>
@@ -2763,7 +3121,7 @@
                     <pic:cNvPicPr/>
                   </pic:nvPicPr>
                   <pic:blipFill>
-                    <a:blip r:embed="rId9"/>
+                    <a:blip r:embed="rId12"/>
                     <a:stretch>
                       <a:fillRect/>
                     </a:stretch>
@@ -2771,7 +3129,7 @@
                   <pic:spPr>
                     <a:xfrm>
                       <a:off x="0" y="0"/>
-                      <a:ext cx="5760720" cy="3600450"/>
+                      <a:ext cx="5760720" cy="2195033"/>
                     </a:xfrm>
                     <a:prstGeom prst="rect"/>
                   </pic:spPr>
@@ -2796,7 +3154,7 @@
           <w:color w:val="6B6055"/>
           <w:sz w:val="17"/>
         </w:rPr>
-        <w:t>圖：成效儀表板：三大成效指標與計劃書目標逐項達標</w:t>
+        <w:t>圖：公網實拍 · 成效儀表板：導流覆蓋率 86.4%、路線可行率 98.9%、商戶到訪率 41.8%，對照計劃書目標逐項達標</w:t>
       </w:r>
     </w:p>
     <w:p>
@@ -2957,7 +3315,7 @@
           <w:color w:val="2B2118"/>
           <w:sz w:val="21"/>
         </w:rPr>
-        <w:t>儀表板「核銷演示機」完成商戶側核銷；重複核銷即被拒——完整演示「領碼 → 到訪 → 核銷 → 不可重用」。</w:t>
+        <w:t>儀表板「核銷演示機」完成商戶側核銷：需輸入商戶 PIN（評審演示 PIN：2580），重複核銷即被拒——完整演示「領碼 → 到訪 → PIN 核銷 → 不可重用」。</w:t>
       </w:r>
     </w:p>
     <w:p>
@@ -2979,7 +3337,7 @@
           <w:color w:val="2B2118"/>
           <w:sz w:val="21"/>
         </w:rPr>
-        <w:t>對應計劃書變現路徑：核銷數據是商戶按效果付費的結算依據。</w:t>
+        <w:t>對應計劃書變現路徑：核銷數據是商戶按效果付費的結算依據；PIN 模擬商戶側身份，防止任何人替商戶核銷。</w:t>
       </w:r>
     </w:p>
     <w:p>
@@ -3137,7 +3495,111 @@
           <w:color w:val="2B2118"/>
           <w:sz w:val="21"/>
         </w:rPr>
-        <w:t>回歸測試由初賽 531/99/64/32 擴充至 641 後端、113 瀏覽器、91 API/安全、41 倉庫交付，全部 PASS；8 個 MCP 工具協議測試通過。</w:t>
+        <w:t>真實 Qwen 單次逾時 45 秒、整體時間預算 110 秒；受限時由同一知識庫與工具鏈接管，介面明確標明實際引擎。</w:t>
+      </w:r>
+    </w:p>
+    <w:p>
+      <w:pPr>
+        <w:spacing w:after="60"/>
+        <w:ind w:left="374"/>
+      </w:pPr>
+      <w:r>
+        <w:rPr>
+          <w:rFonts w:ascii="Microsoft JhengHei" w:hAnsi="Microsoft JhengHei" w:eastAsia="Microsoft JhengHei"/>
+          <w:b/>
+          <w:color w:val="9C6E1E"/>
+        </w:rPr>
+        <w:t xml:space="preserve">· </w:t>
+      </w:r>
+      <w:r>
+        <w:rPr>
+          <w:rFonts w:ascii="Microsoft JhengHei" w:hAnsi="Microsoft JhengHei" w:eastAsia="Microsoft JhengHei"/>
+          <w:color w:val="2B2118"/>
+          <w:sz w:val="21"/>
+        </w:rPr>
+        <w:t>首頁新增「90 秒評審快速演示」，以同一 7 項工具穩定重現休息日改線、舊區導流與任務核對。</w:t>
+      </w:r>
+    </w:p>
+    <w:p>
+      <w:pPr>
+        <w:spacing w:after="60"/>
+        <w:ind w:left="374"/>
+      </w:pPr>
+      <w:r>
+        <w:rPr>
+          <w:rFonts w:ascii="Microsoft JhengHei" w:hAnsi="Microsoft JhengHei" w:eastAsia="Microsoft JhengHei"/>
+          <w:b/>
+          <w:color w:val="9C6E1E"/>
+        </w:rPr>
+        <w:t xml:space="preserve">· </w:t>
+      </w:r>
+      <w:r>
+        <w:rPr>
+          <w:rFonts w:ascii="Microsoft JhengHei" w:hAnsi="Microsoft JhengHei" w:eastAsia="Microsoft JhengHei"/>
+          <w:color w:val="2B2118"/>
+          <w:sz w:val="21"/>
+        </w:rPr>
+        <w:t>儀表板新增真實系統 uptime/規劃成功率，與示範 KPI 分欄；/api/impact/evidence 可下載公式、種子、來源與核驗端點。</w:t>
+      </w:r>
+    </w:p>
+    <w:p>
+      <w:pPr>
+        <w:spacing w:after="60"/>
+        <w:ind w:left="374"/>
+      </w:pPr>
+      <w:r>
+        <w:rPr>
+          <w:rFonts w:ascii="Microsoft JhengHei" w:hAnsi="Microsoft JhengHei" w:eastAsia="Microsoft JhengHei"/>
+          <w:b/>
+          <w:color w:val="9C6E1E"/>
+        </w:rPr>
+        <w:t xml:space="preserve">· </w:t>
+      </w:r>
+      <w:r>
+        <w:rPr>
+          <w:rFonts w:ascii="Microsoft JhengHei" w:hAnsi="Microsoft JhengHei" w:eastAsia="Microsoft JhengHei"/>
+          <w:color w:val="2B2118"/>
+          <w:sz w:val="21"/>
+        </w:rPr>
+        <w:t>步行估算升級為舊城巷道錨點折算（議事亭、福隆新街、官也街等），時間軸標明途經錨點、地圖畫折線；介面如實標註並非 OSM 逐路口導航。</w:t>
+      </w:r>
+    </w:p>
+    <w:p>
+      <w:pPr>
+        <w:spacing w:after="60"/>
+        <w:ind w:left="374"/>
+      </w:pPr>
+      <w:r>
+        <w:rPr>
+          <w:rFonts w:ascii="Microsoft JhengHei" w:hAnsi="Microsoft JhengHei" w:eastAsia="Microsoft JhengHei"/>
+          <w:b/>
+          <w:color w:val="9C6E1E"/>
+        </w:rPr>
+        <w:t xml:space="preserve">· </w:t>
+      </w:r>
+      <w:r>
+        <w:rPr>
+          <w:rFonts w:ascii="Microsoft JhengHei" w:hAnsi="Microsoft JhengHei" w:eastAsia="Microsoft JhengHei"/>
+          <w:color w:val="2B2118"/>
+          <w:sz w:val="21"/>
+        </w:rPr>
+        <w:t>回歸測試擴充至 647 後端、119 瀏覽器、102 API/安全，全部 PASS；8 個 MCP 工具協議測試通過。</w:t>
+      </w:r>
+    </w:p>
+    <w:p>
+      <w:pPr>
+        <w:keepNext/>
+        <w:keepLines/>
+        <w:spacing w:before="160" w:after="60"/>
+      </w:pPr>
+      <w:r>
+        <w:rPr>
+          <w:rFonts w:ascii="Microsoft JhengHei" w:hAnsi="Microsoft JhengHei" w:eastAsia="Microsoft JhengHei"/>
+          <w:b/>
+          <w:color w:val="2C5E86"/>
+          <w:sz w:val="23"/>
+        </w:rPr>
+        <w:t>▎公網實拍（2026-08-27）</w:t>
       </w:r>
     </w:p>
     <w:p>
@@ -3150,8 +3612,8 @@
       <w:r>
         <w:drawing>
           <wp:inline xmlns:a="http://schemas.openxmlformats.org/drawingml/2006/main" xmlns:pic="http://schemas.openxmlformats.org/drawingml/2006/picture">
-            <wp:extent cx="5760720" cy="3600450"/>
-            <wp:docPr id="2" name="Picture 2"/>
+            <wp:extent cx="5623560" cy="3543613"/>
+            <wp:docPr id="3" name="Picture 3"/>
             <wp:cNvGraphicFramePr>
               <a:graphicFrameLocks noChangeAspect="1"/>
             </wp:cNvGraphicFramePr>
@@ -3159,11 +3621,11 @@
               <a:graphicData uri="http://schemas.openxmlformats.org/drawingml/2006/picture">
                 <pic:pic>
                   <pic:nvPicPr>
-                    <pic:cNvPr id="0" name="05_itinerary_access_code.png"/>
+                    <pic:cNvPr id="0" name="00_home_proof.png"/>
                     <pic:cNvPicPr/>
                   </pic:nvPicPr>
                   <pic:blipFill>
-                    <a:blip r:embed="rId10"/>
+                    <a:blip r:embed="rId13"/>
                     <a:stretch>
                       <a:fillRect/>
                     </a:stretch>
@@ -3171,7 +3633,7 @@
                   <pic:spPr>
                     <a:xfrm>
                       <a:off x="0" y="0"/>
-                      <a:ext cx="5760720" cy="3600450"/>
+                      <a:ext cx="5623560" cy="3543613"/>
                     </a:xfrm>
                     <a:prstGeom prst="rect"/>
                   </pic:spPr>
@@ -3196,8 +3658,410 @@
           <w:color w:val="6B6055"/>
           <w:sz w:val="17"/>
         </w:rPr>
-        <w:t>圖：公網實拍：行程站點同屏呈現無障礙徽章與已領取的一次性到店碼（EL-XXXX-XX）</w:t>
+        <w:t>圖：首頁首屏：90 秒評審演示鈕、真實 Qwen 引擎徽章與 70 POI 統計；計劃書 9 項指標在成效儀表板核驗</w:t>
       </w:r>
+    </w:p>
+    <w:tbl>
+      <w:tblPr>
+        <w:tblW w:type="auto" w:w="0"/>
+        <w:jc w:val="center"/>
+        <w:tblLayout w:type="fixed"/>
+        <w:tblLook w:firstColumn="1" w:firstRow="1" w:lastColumn="0" w:lastRow="0" w:noHBand="0" w:noVBand="1" w:val="04A0"/>
+      </w:tblPr>
+      <w:tblGrid>
+        <w:gridCol w:w="4974"/>
+        <w:gridCol w:w="4974"/>
+      </w:tblGrid>
+      <w:tr>
+        <w:tc>
+          <w:tcPr>
+            <w:tcW w:type="dxa" w:w="4666"/>
+            <w:tcBorders>
+              <w:top w:val="nil"/>
+              <w:left w:val="nil"/>
+              <w:bottom w:val="nil"/>
+              <w:right w:val="nil"/>
+            </w:tcBorders>
+            <w:tcMar>
+              <w:top w:w="40" w:type="dxa"/>
+              <w:start w:w="40" w:type="dxa"/>
+              <w:bottom w:w="20" w:type="dxa"/>
+              <w:end w:w="40" w:type="dxa"/>
+            </w:tcMar>
+          </w:tcPr>
+          <w:p>
+            <w:pPr>
+              <w:spacing w:after="0"/>
+              <w:jc w:val="center"/>
+            </w:pPr>
+            <w:r/>
+            <w:r>
+              <w:drawing>
+                <wp:inline xmlns:a="http://schemas.openxmlformats.org/drawingml/2006/main" xmlns:pic="http://schemas.openxmlformats.org/drawingml/2006/picture">
+                  <wp:extent cx="2852928" cy="332022"/>
+                  <wp:docPr id="4" name="Picture 4"/>
+                  <wp:cNvGraphicFramePr>
+                    <a:graphicFrameLocks noChangeAspect="1"/>
+                  </wp:cNvGraphicFramePr>
+                  <a:graphic>
+                    <a:graphicData uri="http://schemas.openxmlformats.org/drawingml/2006/picture">
+                      <pic:pic>
+                        <pic:nvPicPr>
+                          <pic:cNvPr id="0" name="00_dashboard_judgepath.png"/>
+                          <pic:cNvPicPr/>
+                        </pic:nvPicPr>
+                        <pic:blipFill>
+                          <a:blip r:embed="rId14"/>
+                          <a:stretch>
+                            <a:fillRect/>
+                          </a:stretch>
+                        </pic:blipFill>
+                        <pic:spPr>
+                          <a:xfrm>
+                            <a:off x="0" y="0"/>
+                            <a:ext cx="2852928" cy="332022"/>
+                          </a:xfrm>
+                          <a:prstGeom prst="rect"/>
+                        </pic:spPr>
+                      </pic:pic>
+                    </a:graphicData>
+                  </a:graphic>
+                </wp:inline>
+              </w:drawing>
+            </w:r>
+          </w:p>
+        </w:tc>
+        <w:tc>
+          <w:tcPr>
+            <w:tcW w:type="dxa" w:w="4666"/>
+            <w:tcBorders>
+              <w:top w:val="nil"/>
+              <w:left w:val="nil"/>
+              <w:bottom w:val="nil"/>
+              <w:right w:val="nil"/>
+            </w:tcBorders>
+            <w:tcMar>
+              <w:top w:w="40" w:type="dxa"/>
+              <w:start w:w="40" w:type="dxa"/>
+              <w:bottom w:w="20" w:type="dxa"/>
+              <w:end w:w="40" w:type="dxa"/>
+            </w:tcMar>
+          </w:tcPr>
+          <w:p>
+            <w:pPr>
+              <w:spacing w:after="0"/>
+              <w:jc w:val="center"/>
+            </w:pPr>
+            <w:r/>
+            <w:r>
+              <w:drawing>
+                <wp:inline xmlns:a="http://schemas.openxmlformats.org/drawingml/2006/main" xmlns:pic="http://schemas.openxmlformats.org/drawingml/2006/picture">
+                  <wp:extent cx="2852928" cy="708313"/>
+                  <wp:docPr id="5" name="Picture 5"/>
+                  <wp:cNvGraphicFramePr>
+                    <a:graphicFrameLocks noChangeAspect="1"/>
+                  </wp:cNvGraphicFramePr>
+                  <a:graphic>
+                    <a:graphicData uri="http://schemas.openxmlformats.org/drawingml/2006/picture">
+                      <pic:pic>
+                        <pic:nvPicPr>
+                          <pic:cNvPr id="0" name="04_dashboard_redeem.png"/>
+                          <pic:cNvPicPr/>
+                        </pic:nvPicPr>
+                        <pic:blipFill>
+                          <a:blip r:embed="rId15"/>
+                          <a:stretch>
+                            <a:fillRect/>
+                          </a:stretch>
+                        </pic:blipFill>
+                        <pic:spPr>
+                          <a:xfrm>
+                            <a:off x="0" y="0"/>
+                            <a:ext cx="2852928" cy="708313"/>
+                          </a:xfrm>
+                          <a:prstGeom prst="rect"/>
+                        </pic:spPr>
+                      </pic:pic>
+                    </a:graphicData>
+                  </a:graphic>
+                </wp:inline>
+              </w:drawing>
+            </w:r>
+          </w:p>
+        </w:tc>
+      </w:tr>
+      <w:tr>
+        <w:tc>
+          <w:tcPr>
+            <w:tcW w:type="dxa" w:w="4666"/>
+            <w:tcBorders>
+              <w:top w:val="nil"/>
+              <w:left w:val="nil"/>
+              <w:bottom w:val="nil"/>
+              <w:right w:val="nil"/>
+            </w:tcBorders>
+            <w:tcMar>
+              <w:top w:w="0" w:type="dxa"/>
+              <w:start w:w="40" w:type="dxa"/>
+              <w:bottom w:w="60" w:type="dxa"/>
+              <w:end w:w="40" w:type="dxa"/>
+            </w:tcMar>
+          </w:tcPr>
+          <w:p>
+            <w:pPr>
+              <w:jc w:val="center"/>
+            </w:pPr>
+            <w:r/>
+            <w:r>
+              <w:rPr>
+                <w:rFonts w:ascii="Microsoft JhengHei" w:hAnsi="Microsoft JhengHei" w:eastAsia="Microsoft JhengHei"/>
+                <w:i/>
+                <w:color w:val="6B6055"/>
+                <w:sz w:val="16"/>
+              </w:rPr>
+              <w:t>圖：儀表板頂部「評審 5 分鐘動線」，PIN 2580 寫在第 3 步</w:t>
+            </w:r>
+          </w:p>
+        </w:tc>
+        <w:tc>
+          <w:tcPr>
+            <w:tcW w:type="dxa" w:w="4666"/>
+            <w:tcBorders>
+              <w:top w:val="nil"/>
+              <w:left w:val="nil"/>
+              <w:bottom w:val="nil"/>
+              <w:right w:val="nil"/>
+            </w:tcBorders>
+            <w:tcMar>
+              <w:top w:w="0" w:type="dxa"/>
+              <w:start w:w="40" w:type="dxa"/>
+              <w:bottom w:w="60" w:type="dxa"/>
+              <w:end w:w="40" w:type="dxa"/>
+            </w:tcMar>
+          </w:tcPr>
+          <w:p>
+            <w:pPr>
+              <w:jc w:val="center"/>
+            </w:pPr>
+            <w:r/>
+            <w:r>
+              <w:rPr>
+                <w:rFonts w:ascii="Microsoft JhengHei" w:hAnsi="Microsoft JhengHei" w:eastAsia="Microsoft JhengHei"/>
+                <w:i/>
+                <w:color w:val="6B6055"/>
+                <w:sz w:val="16"/>
+              </w:rPr>
+              <w:t>圖：核銷演示機：已填 PIN 2580，第一次核銷成功（此碼隨即失效）</w:t>
+            </w:r>
+          </w:p>
+        </w:tc>
+      </w:tr>
+    </w:tbl>
+    <w:p>
+      <w:pPr>
+        <w:spacing w:after="80"/>
+      </w:pPr>
+    </w:p>
+    <w:tbl>
+      <w:tblPr>
+        <w:tblW w:type="auto" w:w="0"/>
+        <w:jc w:val="center"/>
+        <w:tblLayout w:type="fixed"/>
+        <w:tblLook w:firstColumn="1" w:firstRow="1" w:lastColumn="0" w:lastRow="0" w:noHBand="0" w:noVBand="1" w:val="04A0"/>
+      </w:tblPr>
+      <w:tblGrid>
+        <w:gridCol w:w="4974"/>
+        <w:gridCol w:w="4974"/>
+      </w:tblGrid>
+      <w:tr>
+        <w:tc>
+          <w:tcPr>
+            <w:tcW w:type="dxa" w:w="4666"/>
+            <w:tcBorders>
+              <w:top w:val="nil"/>
+              <w:left w:val="nil"/>
+              <w:bottom w:val="nil"/>
+              <w:right w:val="nil"/>
+            </w:tcBorders>
+            <w:tcMar>
+              <w:top w:w="40" w:type="dxa"/>
+              <w:start w:w="40" w:type="dxa"/>
+              <w:bottom w:w="20" w:type="dxa"/>
+              <w:end w:w="40" w:type="dxa"/>
+            </w:tcMar>
+          </w:tcPr>
+          <w:p>
+            <w:pPr>
+              <w:spacing w:after="0"/>
+              <w:jc w:val="center"/>
+            </w:pPr>
+            <w:r/>
+            <w:r>
+              <w:drawing>
+                <wp:inline xmlns:a="http://schemas.openxmlformats.org/drawingml/2006/main" xmlns:pic="http://schemas.openxmlformats.org/drawingml/2006/picture">
+                  <wp:extent cx="2852928" cy="959174"/>
+                  <wp:docPr id="6" name="Picture 6"/>
+                  <wp:cNvGraphicFramePr>
+                    <a:graphicFrameLocks noChangeAspect="1"/>
+                  </wp:cNvGraphicFramePr>
+                  <a:graphic>
+                    <a:graphicData uri="http://schemas.openxmlformats.org/drawingml/2006/picture">
+                      <pic:pic>
+                        <pic:nvPicPr>
+                          <pic:cNvPr id="0" name="00_dashboard_evidence.png"/>
+                          <pic:cNvPicPr/>
+                        </pic:nvPicPr>
+                        <pic:blipFill>
+                          <a:blip r:embed="rId16"/>
+                          <a:stretch>
+                            <a:fillRect/>
+                          </a:stretch>
+                        </pic:blipFill>
+                        <pic:spPr>
+                          <a:xfrm>
+                            <a:off x="0" y="0"/>
+                            <a:ext cx="2852928" cy="959174"/>
+                          </a:xfrm>
+                          <a:prstGeom prst="rect"/>
+                        </pic:spPr>
+                      </pic:pic>
+                    </a:graphicData>
+                  </a:graphic>
+                </wp:inline>
+              </w:drawing>
+            </w:r>
+          </w:p>
+        </w:tc>
+        <w:tc>
+          <w:tcPr>
+            <w:tcW w:type="dxa" w:w="4666"/>
+            <w:tcBorders>
+              <w:top w:val="nil"/>
+              <w:left w:val="nil"/>
+              <w:bottom w:val="nil"/>
+              <w:right w:val="nil"/>
+            </w:tcBorders>
+            <w:tcMar>
+              <w:top w:w="40" w:type="dxa"/>
+              <w:start w:w="40" w:type="dxa"/>
+              <w:bottom w:w="20" w:type="dxa"/>
+              <w:end w:w="40" w:type="dxa"/>
+            </w:tcMar>
+          </w:tcPr>
+          <w:p>
+            <w:pPr>
+              <w:spacing w:after="0"/>
+              <w:jc w:val="center"/>
+            </w:pPr>
+            <w:r/>
+            <w:r>
+              <w:drawing>
+                <wp:inline xmlns:a="http://schemas.openxmlformats.org/drawingml/2006/main" xmlns:pic="http://schemas.openxmlformats.org/drawingml/2006/picture">
+                  <wp:extent cx="2852928" cy="1646078"/>
+                  <wp:docPr id="7" name="Picture 7"/>
+                  <wp:cNvGraphicFramePr>
+                    <a:graphicFrameLocks noChangeAspect="1"/>
+                  </wp:cNvGraphicFramePr>
+                  <a:graphic>
+                    <a:graphicData uri="http://schemas.openxmlformats.org/drawingml/2006/picture">
+                      <pic:pic>
+                        <pic:nvPicPr>
+                          <pic:cNvPr id="0" name="06_itinerary_map.png"/>
+                          <pic:cNvPicPr/>
+                        </pic:nvPicPr>
+                        <pic:blipFill>
+                          <a:blip r:embed="rId17"/>
+                          <a:stretch>
+                            <a:fillRect/>
+                          </a:stretch>
+                        </pic:blipFill>
+                        <pic:spPr>
+                          <a:xfrm>
+                            <a:off x="0" y="0"/>
+                            <a:ext cx="2852928" cy="1646078"/>
+                          </a:xfrm>
+                          <a:prstGeom prst="rect"/>
+                        </pic:spPr>
+                      </pic:pic>
+                    </a:graphicData>
+                  </a:graphic>
+                </wp:inline>
+              </w:drawing>
+            </w:r>
+          </w:p>
+        </w:tc>
+      </w:tr>
+      <w:tr>
+        <w:tc>
+          <w:tcPr>
+            <w:tcW w:type="dxa" w:w="4666"/>
+            <w:tcBorders>
+              <w:top w:val="nil"/>
+              <w:left w:val="nil"/>
+              <w:bottom w:val="nil"/>
+              <w:right w:val="nil"/>
+            </w:tcBorders>
+            <w:tcMar>
+              <w:top w:w="0" w:type="dxa"/>
+              <w:start w:w="40" w:type="dxa"/>
+              <w:bottom w:w="60" w:type="dxa"/>
+              <w:end w:w="40" w:type="dxa"/>
+            </w:tcMar>
+          </w:tcPr>
+          <w:p>
+            <w:pPr>
+              <w:jc w:val="center"/>
+            </w:pPr>
+            <w:r/>
+            <w:r>
+              <w:rPr>
+                <w:rFonts w:ascii="Microsoft JhengHei" w:hAnsi="Microsoft JhengHei" w:eastAsia="Microsoft JhengHei"/>
+                <w:i/>
+                <w:color w:val="6B6055"/>
+                <w:sz w:val="16"/>
+              </w:rPr>
+              <w:t>圖：真實系統狀態與示範 KPI 分欄，可下載審計 JSON</w:t>
+            </w:r>
+          </w:p>
+        </w:tc>
+        <w:tc>
+          <w:tcPr>
+            <w:tcW w:type="dxa" w:w="4666"/>
+            <w:tcBorders>
+              <w:top w:val="nil"/>
+              <w:left w:val="nil"/>
+              <w:bottom w:val="nil"/>
+              <w:right w:val="nil"/>
+            </w:tcBorders>
+            <w:tcMar>
+              <w:top w:w="0" w:type="dxa"/>
+              <w:start w:w="40" w:type="dxa"/>
+              <w:bottom w:w="60" w:type="dxa"/>
+              <w:end w:w="40" w:type="dxa"/>
+            </w:tcMar>
+          </w:tcPr>
+          <w:p>
+            <w:pPr>
+              <w:jc w:val="center"/>
+            </w:pPr>
+            <w:r/>
+            <w:r>
+              <w:rPr>
+                <w:rFonts w:ascii="Microsoft JhengHei" w:hAnsi="Microsoft JhengHei" w:eastAsia="Microsoft JhengHei"/>
+                <w:i/>
+                <w:color w:val="6B6055"/>
+                <w:sz w:val="16"/>
+              </w:rPr>
+              <w:t>圖：巷道錨點折線（介面標明：非 OSM 逐路口導航）</w:t>
+            </w:r>
+          </w:p>
+        </w:tc>
+      </w:tr>
+    </w:tbl>
+    <w:p>
+      <w:pPr>
+        <w:spacing w:after="80"/>
+      </w:pPr>
     </w:p>
     <w:p>
       <w:pPr>
@@ -3209,8 +4073,8 @@
       <w:r>
         <w:drawing>
           <wp:inline xmlns:a="http://schemas.openxmlformats.org/drawingml/2006/main" xmlns:pic="http://schemas.openxmlformats.org/drawingml/2006/picture">
-            <wp:extent cx="5760720" cy="3600450"/>
-            <wp:docPr id="3" name="Picture 3"/>
+            <wp:extent cx="5623560" cy="4121376"/>
+            <wp:docPr id="8" name="Picture 8"/>
             <wp:cNvGraphicFramePr>
               <a:graphicFrameLocks noChangeAspect="1"/>
             </wp:cNvGraphicFramePr>
@@ -3218,11 +4082,11 @@
               <a:graphicData uri="http://schemas.openxmlformats.org/drawingml/2006/picture">
                 <pic:pic>
                   <pic:nvPicPr>
-                    <pic:cNvPr id="0" name="04_dashboard_redeem.png"/>
+                    <pic:cNvPr id="0" name="05_itinerary_access_code.png"/>
                     <pic:cNvPicPr/>
                   </pic:nvPicPr>
                   <pic:blipFill>
-                    <a:blip r:embed="rId11"/>
+                    <a:blip r:embed="rId18"/>
                     <a:stretch>
                       <a:fillRect/>
                     </a:stretch>
@@ -3230,7 +4094,7 @@
                   <pic:spPr>
                     <a:xfrm>
                       <a:off x="0" y="0"/>
-                      <a:ext cx="5760720" cy="3600450"/>
+                      <a:ext cx="5623560" cy="4121376"/>
                     </a:xfrm>
                     <a:prstGeom prst="rect"/>
                   </pic:spPr>
@@ -3255,7 +4119,66 @@
           <w:color w:val="6B6055"/>
           <w:sz w:val="17"/>
         </w:rPr>
-        <w:t>圖：公網實拍：商戶試點卡片與核銷演示機——核銷成功、重複核銷即被拒</w:t>
+        <w:t>圖：行程實拍：草堆街已領一次性到店碼；福隆新街紅窗門照片與無障礙徽章同屏</w:t>
+      </w:r>
+    </w:p>
+    <w:p>
+      <w:pPr>
+        <w:keepNext/>
+        <w:keepLines/>
+        <w:spacing w:before="80" w:after="40"/>
+        <w:jc w:val="center"/>
+      </w:pPr>
+      <w:r>
+        <w:drawing>
+          <wp:inline xmlns:a="http://schemas.openxmlformats.org/drawingml/2006/main" xmlns:pic="http://schemas.openxmlformats.org/drawingml/2006/picture">
+            <wp:extent cx="5532120" cy="4054362"/>
+            <wp:docPr id="9" name="Picture 9"/>
+            <wp:cNvGraphicFramePr>
+              <a:graphicFrameLocks noChangeAspect="1"/>
+            </wp:cNvGraphicFramePr>
+            <a:graphic>
+              <a:graphicData uri="http://schemas.openxmlformats.org/drawingml/2006/picture">
+                <pic:pic>
+                  <pic:nvPicPr>
+                    <pic:cNvPr id="0" name="07_judge_fast_mode.png"/>
+                    <pic:cNvPicPr/>
+                  </pic:nvPicPr>
+                  <pic:blipFill>
+                    <a:blip r:embed="rId19"/>
+                    <a:stretch>
+                      <a:fillRect/>
+                    </a:stretch>
+                  </pic:blipFill>
+                  <pic:spPr>
+                    <a:xfrm>
+                      <a:off x="0" y="0"/>
+                      <a:ext cx="5532120" cy="4054362"/>
+                    </a:xfrm>
+                    <a:prstGeom prst="rect"/>
+                  </pic:spPr>
+                </pic:pic>
+              </a:graphicData>
+            </a:graphic>
+          </wp:inline>
+        </w:drawing>
+      </w:r>
+    </w:p>
+    <w:p>
+      <w:pPr>
+        <w:keepLines/>
+        <w:spacing w:before="0" w:after="160"/>
+        <w:jc w:val="center"/>
+      </w:pPr>
+      <w:r>
+        <w:rPr>
+          <w:rFonts w:ascii="Microsoft JhengHei" w:hAnsi="Microsoft JhengHei" w:eastAsia="Microsoft JhengHei"/>
+          <w:b w:val="0"/>
+          <w:i/>
+          <w:color w:val="6B6055"/>
+          <w:sz w:val="17"/>
+        </w:rPr>
+        <w:t>圖：「90 秒評審快速演示」：智能體工作軌跡、舊區導流、人流改線與任務核對同屏可見</w:t>
       </w:r>
     </w:p>
     <w:p>
@@ -3448,7 +4371,7 @@
                 <w:color w:val="2B2118"/>
                 <w:sz w:val="20"/>
               </w:rPr>
-              <w:t>70 POI 知識庫（Wikipedia/Commons 座標與相片）、真實 Qwen 推理、路線/預算/開放核驗、即時天氣（Open-Meteo）、到店碼發碼/核銷、B 端 API、全部自動化測試結果</w:t>
+              <w:t>70 POI 知識庫（Wikipedia/Commons 座標與相片）、真實 Qwen 推理、路線/預算/開放核驗、即時天氣（Open-Meteo）、到店碼發碼/核銷、B 端 API、系統運行狀態、全部自動化測試結果</w:t>
             </w:r>
           </w:p>
         </w:tc>
@@ -3571,6 +4494,21 @@
       <w:pPr>
         <w:spacing w:after="40"/>
       </w:pPr>
+    </w:p>
+    <w:p>
+      <w:pPr>
+        <w:spacing w:before="0" w:after="100"/>
+      </w:pPr>
+      <w:r>
+        <w:rPr>
+          <w:rFonts w:ascii="Microsoft JhengHei" w:hAnsi="Microsoft JhengHei" w:eastAsia="Microsoft JhengHei"/>
+          <w:b w:val="0"/>
+          <w:i w:val="0"/>
+          <w:color w:val="2C5E86"/>
+          <w:sz w:val="19"/>
+        </w:rPr>
+        <w:t>可審計證據端點 /api/impact/evidence 會輸出兩類數據、計算公式、確定性種子、來源檔與核驗 API；首頁/行程結果亦顯示本次實際使用的 Qwen、工具鏈或逾時接管模式。</w:t>
+      </w:r>
     </w:p>
     <w:p>
       <w:pPr>
@@ -3762,7 +4700,7 @@
                 <w:color w:val="2B2118"/>
                 <w:sz w:val="20"/>
               </w:rPr>
-              <w:t>打開 http://47.79.228.128/，輸入「我下星期三想帶爸媽嚟玩一日」</w:t>
+              <w:t>打開 http://47.79.228.128/，按「90 秒評審快速演示」</w:t>
             </w:r>
           </w:p>
         </w:tc>
@@ -3789,7 +4727,7 @@
                 <w:color w:val="2B2118"/>
                 <w:sz w:val="20"/>
               </w:rPr>
-              <w:t>真實 Qwen ReAct：工具調用、休息日自動改線、實時天氣徽章</w:t>
+              <w:t>同一 7 項工具穩定完成：休息日自動改線、舊區導流、地圖與任務核對；軌跡明示可重現模式</w:t>
             </w:r>
           </w:p>
         </w:tc>
@@ -3875,7 +4813,7 @@
                 <w:color w:val="2B2118"/>
                 <w:sz w:val="20"/>
               </w:rPr>
-              <w:t>到店碼 EL-XXXX-XX 即時發出（無障礙徽章同屏可見）</w:t>
+              <w:t>到店碼 EL-XXXX-XX 即時發出（無障礙與實際引擎徽章同屏可見）</w:t>
             </w:r>
           </w:p>
         </w:tc>
@@ -3934,7 +4872,7 @@
                 <w:color w:val="2B2118"/>
                 <w:sz w:val="20"/>
               </w:rPr>
-              <w:t>打開 http://47.79.228.128/dashboard.html，於「核銷演示機」貼上該碼並核銷兩次</w:t>
+              <w:t>打開 http://47.79.228.128/dashboard.html，先看真實系統實證，再於核銷機貼碼、輸入商戶 PIN 2580 並核銷兩次</w:t>
             </w:r>
           </w:p>
         </w:tc>
@@ -3961,7 +4899,7 @@
                 <w:color w:val="2B2118"/>
                 <w:sz w:val="20"/>
               </w:rPr>
-              <w:t>第一次成功、第二次被拒——一次性核銷閉環</w:t>
+              <w:t>PIN 錯誤被拒；第一次成功、第二次被拒——一次性核銷閉環</w:t>
             </w:r>
           </w:p>
         </w:tc>
@@ -4020,7 +4958,7 @@
                 <w:color w:val="2B2118"/>
                 <w:sz w:val="20"/>
               </w:rPr>
-              <w:t>瀏覽儀表板其餘板塊</w:t>
+              <w:t>瀏覽儀表板其餘板塊／下載 evidence JSON</w:t>
             </w:r>
           </w:p>
         </w:tc>
@@ -4047,7 +4985,7 @@
                 <w:color w:val="2B2118"/>
                 <w:sz w:val="20"/>
               </w:rPr>
-              <w:t>計劃書 9 項指標逐項達標、區域熱度、模型校正</w:t>
+              <w:t>計劃書 9 項指標、真實與示範口徑、區域熱度與模型校正</w:t>
             </w:r>
           </w:p>
         </w:tc>
@@ -4106,7 +5044,7 @@
                 <w:color w:val="2B2118"/>
                 <w:sz w:val="20"/>
               </w:rPr>
-              <w:t>（可選）用 http://47.79.228.128/api.html 的 curl 調用 B 端 API</w:t>
+              <w:t>（可選）自訂問題觸發真實 Qwen；或用 http://47.79.228.128/api.html 調用 B 端 API</w:t>
             </w:r>
           </w:p>
         </w:tc>
@@ -4133,7 +5071,7 @@
                 <w:color w:val="2B2118"/>
                 <w:sz w:val="20"/>
               </w:rPr>
-              <w:t>401 → 帶演示金鑰 200，返回含舊區歸因的行程 JSON</w:t>
+              <w:t>真實 function calling 或 401→200 的 B 端歸因 JSON</w:t>
             </w:r>
           </w:p>
         </w:tc>
@@ -4250,7 +5188,7 @@
           <w:color w:val="2B2118"/>
           <w:sz w:val="21"/>
         </w:rPr>
-        <w:t>到店碼僅存於服務端（無個人資料）；B 端 API 金鑰經環境變數配置；倉庫無任何憑證。</w:t>
+        <w:t>到店碼僅存於服務端（無個人資料）；核銷需商戶 PIN 2580（演示）；B 端 API 金鑰經環境變數配置；倉庫無任何憑證。</w:t>
       </w:r>
     </w:p>
     <w:p>
@@ -4280,17 +5218,12 @@
           <w:color w:val="2B2118"/>
           <w:sz w:val="21"/>
         </w:rPr>
-        <w:t>641 後端、113 瀏覽器、91 API/安全、41 倉庫交付、8 MCP 協議測試全部 PASS（qa/ 目錄可重現）。</w:t>
+        <w:t>647 後端、119 瀏覽器、102 API/安全、8 MCP 協議測試全部 PASS；另有倉庫交付一致性測試（qa/ 目錄可重現）。</w:t>
       </w:r>
     </w:p>
     <w:p>
       <w:pPr>
-        <w:spacing w:before="0" w:after="40"/>
-      </w:pPr>
-    </w:p>
-    <w:p>
-      <w:pPr>
-        <w:spacing w:after="120" w:before="0"/>
+        <w:spacing w:after="80" w:before="0"/>
       </w:pPr>
       <w:r>
         <w:rPr>
@@ -4313,30 +5246,104 @@
         <w:t>街知巷聞已準備好接受核驗。</w:t>
       </w:r>
     </w:p>
-    <w:p>
-      <w:pPr>
-        <w:spacing w:before="0" w:after="100"/>
-        <w:jc w:val="center"/>
-      </w:pPr>
-      <w:r>
-        <w:rPr>
-          <w:rFonts w:ascii="Microsoft JhengHei" w:hAnsi="Microsoft JhengHei" w:eastAsia="Microsoft JhengHei"/>
-          <w:b w:val="0"/>
-          <w:i w:val="0"/>
-          <w:color w:val="6B6055"/>
-          <w:sz w:val="20"/>
-        </w:rPr>
-        <w:t>— 完 —</w:t>
-      </w:r>
-    </w:p>
     <w:sectPr>
+      <w:headerReference w:type="default" r:id="rId9"/>
+      <w:footerReference w:type="default" r:id="rId10"/>
       <w:pgSz w:w="11906" w:h="16838"/>
-      <w:pgMar w:top="893" w:right="979" w:bottom="893" w:left="979" w:header="720" w:footer="720" w:gutter="0"/>
+      <w:pgMar w:top="893" w:right="979" w:bottom="893" w:left="979" w:header="454" w:footer="454" w:gutter="0"/>
       <w:cols w:space="720"/>
+      <w:titlePg/>
       <w:docGrid w:linePitch="360"/>
     </w:sectPr>
   </w:body>
 </w:document>
+</file>
+
+<file path=word/footer1.xml><?xml version="1.0" encoding="utf-8"?>
+<w:ftr xmlns:m="http://schemas.openxmlformats.org/officeDocument/2006/math" xmlns:mc="http://schemas.openxmlformats.org/markup-compatibility/2006" xmlns:mo="http://schemas.microsoft.com/office/mac/office/2008/main" xmlns:mv="urn:schemas-microsoft-com:mac:vml" xmlns:o="urn:schemas-microsoft-com:office:office" xmlns:r="http://schemas.openxmlformats.org/officeDocument/2006/relationships" xmlns:v="urn:schemas-microsoft-com:vml" xmlns:w10="urn:schemas-microsoft-com:office:word" xmlns:w14="http://schemas.microsoft.com/office/word/2010/wordml" xmlns:w="http://schemas.openxmlformats.org/wordprocessingml/2006/main" xmlns:wne="http://schemas.microsoft.com/office/word/2006/wordml" xmlns:wp14="http://schemas.microsoft.com/office/word/2010/wordprocessingDrawing" xmlns:wp="http://schemas.openxmlformats.org/drawingml/2006/wordprocessingDrawing" xmlns:wpc="http://schemas.microsoft.com/office/word/2010/wordprocessingCanvas" xmlns:wpg="http://schemas.microsoft.com/office/word/2010/wordprocessingGroup" xmlns:wpi="http://schemas.microsoft.com/office/word/2010/wordprocessingInk" xmlns:wps="http://schemas.microsoft.com/office/word/2010/wordprocessingShape" mc:Ignorable="w14 wp14">
+  <w:p>
+    <w:pPr>
+      <w:pStyle w:val="Footer"/>
+      <w:spacing w:before="40"/>
+      <w:jc w:val="center"/>
+    </w:pPr>
+    <w:r>
+      <w:rPr>
+        <w:rFonts w:ascii="Microsoft JhengHei" w:hAnsi="Microsoft JhengHei" w:eastAsia="Microsoft JhengHei"/>
+        <w:color w:val="6B6055"/>
+        <w:sz w:val="16"/>
+      </w:rPr>
+      <w:t xml:space="preserve">http://47.79.228.128/  ·  </w:t>
+    </w:r>
+    <w:r>
+      <w:rPr>
+        <w:rFonts w:ascii="Microsoft JhengHei" w:hAnsi="Microsoft JhengHei" w:eastAsia="Microsoft JhengHei"/>
+        <w:color w:val="6B6055"/>
+        <w:sz w:val="16"/>
+      </w:rPr>
+      <w:t xml:space="preserve">第 </w:t>
+    </w:r>
+    <w:r>
+      <w:fldChar w:fldCharType="begin"/>
+      <w:instrText xml:space="preserve"> PAGE </w:instrText>
+      <w:fldChar w:fldCharType="separate"/>
+      <w:fldChar w:fldCharType="end"/>
+    </w:r>
+    <w:r>
+      <w:rPr>
+        <w:color w:val="6B6055"/>
+        <w:sz w:val="16"/>
+      </w:rPr>
+      <w:t xml:space="preserve"> / </w:t>
+    </w:r>
+    <w:r>
+      <w:fldChar w:fldCharType="begin"/>
+      <w:instrText xml:space="preserve"> NUMPAGES </w:instrText>
+      <w:fldChar w:fldCharType="separate"/>
+      <w:fldChar w:fldCharType="end"/>
+    </w:r>
+    <w:r>
+      <w:rPr>
+        <w:rFonts w:ascii="Microsoft JhengHei" w:hAnsi="Microsoft JhengHei" w:eastAsia="Microsoft JhengHei"/>
+        <w:color w:val="6B6055"/>
+        <w:sz w:val="16"/>
+      </w:rPr>
+      <w:t xml:space="preserve"> 頁</w:t>
+    </w:r>
+  </w:p>
+</w:ftr>
+</file>
+
+<file path=word/header1.xml><?xml version="1.0" encoding="utf-8"?>
+<w:hdr xmlns:m="http://schemas.openxmlformats.org/officeDocument/2006/math" xmlns:mc="http://schemas.openxmlformats.org/markup-compatibility/2006" xmlns:mo="http://schemas.microsoft.com/office/mac/office/2008/main" xmlns:mv="urn:schemas-microsoft-com:mac:vml" xmlns:o="urn:schemas-microsoft-com:office:office" xmlns:r="http://schemas.openxmlformats.org/officeDocument/2006/relationships" xmlns:v="urn:schemas-microsoft-com:vml" xmlns:w10="urn:schemas-microsoft-com:office:word" xmlns:w14="http://schemas.microsoft.com/office/word/2010/wordml" xmlns:w="http://schemas.openxmlformats.org/wordprocessingml/2006/main" xmlns:wne="http://schemas.microsoft.com/office/word/2006/wordml" xmlns:wp14="http://schemas.microsoft.com/office/word/2010/wordprocessingDrawing" xmlns:wp="http://schemas.openxmlformats.org/drawingml/2006/wordprocessingDrawing" xmlns:wpc="http://schemas.microsoft.com/office/word/2010/wordprocessingCanvas" xmlns:wpg="http://schemas.microsoft.com/office/word/2010/wordprocessingGroup" xmlns:wpi="http://schemas.microsoft.com/office/word/2010/wordprocessingInk" xmlns:wps="http://schemas.microsoft.com/office/word/2010/wordprocessingShape" mc:Ignorable="w14 wp14">
+  <w:p>
+    <w:pPr>
+      <w:pStyle w:val="Header"/>
+      <w:spacing w:after="40"/>
+      <w:jc w:val="left"/>
+      <w:pBdr>
+        <w:bottom w:val="single" w:sz="8" w:space="1" w:color="E0CBA8"/>
+      </w:pBdr>
+    </w:pPr>
+    <w:r>
+      <w:rPr>
+        <w:rFonts w:ascii="Microsoft JhengHei" w:hAnsi="Microsoft JhengHei" w:eastAsia="Microsoft JhengHei"/>
+        <w:b/>
+        <w:color w:val="BE4A3A"/>
+        <w:sz w:val="17"/>
+      </w:rPr>
+      <w:t>街知巷聞 · EveryLane Macau</w:t>
+    </w:r>
+    <w:r>
+      <w:rPr>
+        <w:rFonts w:ascii="Microsoft JhengHei" w:hAnsi="Microsoft JhengHei" w:eastAsia="Microsoft JhengHei"/>
+        <w:color w:val="6B6055"/>
+        <w:sz w:val="17"/>
+      </w:rPr>
+      <w:t xml:space="preserve">　　複賽說明文檔</w:t>
+    </w:r>
+  </w:p>
+</w:hdr>
 </file>
 
 <file path=word/numbering.xml><?xml version="1.0" encoding="utf-8"?>

--- a/docs/複賽說明文檔_街知巷聞.docx
+++ b/docs/複賽說明文檔_街知巷聞.docx
@@ -919,7 +919,7 @@
                 <w:color w:val="2B2118"/>
                 <w:sz w:val="20"/>
               </w:rPr>
-              <w:t>2026 年 8 月 27 日</w:t>
+              <w:t>2026 年 9 月 1 日</w:t>
             </w:r>
           </w:p>
         </w:tc>
@@ -976,7 +976,7 @@
                 <w:color w:val="2B2118"/>
                 <w:sz w:val="20"/>
               </w:rPr>
-              <w:t>打開公網 → 按「90 秒評審快速演示」→ 行程內領一次性到店碼 → 儀表板輸入商戶 PIN 2580 核銷兩次（第二次被拒）。以下截圖均取自該公網實例，非設計稿。</w:t>
+              <w:t>打開公網 → 語言可切粵語／簡體中文（普通話）／英／葡／日 → 按「90 秒評審快速演示」→ 任一站點按「聽阿濠講」聽千問男聲→ 行程內領一次性到店碼 → 儀表板輸入商戶 PIN 2580 核銷兩次（第二次被拒）。以下截圖均取自該公網實例，非設計稿。</w:t>
             </w:r>
           </w:p>
         </w:tc>
@@ -1162,7 +1162,7 @@
                 <w:color w:val="2B2118"/>
                 <w:sz w:val="20"/>
               </w:rPr>
-              <w:t>公網 24 小時運行：單日自訂問題由真實 qwen3.7-plus 推理；多日/評審模式以可重現工具鏈完成；五語言、地圖時間軸與 PDF 匯出</w:t>
+              <w:t>公網 24 小時運行：單日自訂問題由真實 qwen3.7-plus 推理；多日/評審模式以可重現工具鏈完成；五語言、70 站五語講古男聲、地圖時間軸與 PDF 匯出</w:t>
             </w:r>
           </w:p>
         </w:tc>
@@ -3583,7 +3583,7 @@
           <w:color w:val="2B2118"/>
           <w:sz w:val="21"/>
         </w:rPr>
-        <w:t>回歸測試擴充至 647 後端、119 瀏覽器、102 API/安全，全部 PASS；8 個 MCP 工具協議測試通過。</w:t>
+        <w:t>回歸測試：647 後端、127 瀏覽器、116 API/安全、109 倉庫交付全部 PASS；8 個 MCP 工具協議測試通過。</w:t>
       </w:r>
     </w:p>
     <w:p>
@@ -3599,7 +3599,89 @@
           <w:color w:val="2C5E86"/>
           <w:sz w:val="23"/>
         </w:rPr>
-        <w:t>▎公網實拍（2026-08-27）</w:t>
+        <w:t>▎阿濠講古：70 站 × 5 語言男聲</w:t>
+      </w:r>
+    </w:p>
+    <w:p>
+      <w:pPr>
+        <w:spacing w:after="60"/>
+        <w:ind w:left="374"/>
+      </w:pPr>
+      <w:r>
+        <w:rPr>
+          <w:rFonts w:ascii="Microsoft JhengHei" w:hAnsi="Microsoft JhengHei" w:eastAsia="Microsoft JhengHei"/>
+          <w:b/>
+          <w:color w:val="9C6E1E"/>
+        </w:rPr>
+        <w:t xml:space="preserve">· </w:t>
+      </w:r>
+      <w:r>
+        <w:rPr>
+          <w:rFonts w:ascii="Microsoft JhengHei" w:hAnsi="Microsoft JhengHei" w:eastAsia="Microsoft JhengHei"/>
+          <w:color w:val="2B2118"/>
+          <w:sz w:val="21"/>
+        </w:rPr>
+        <w:t>70 個景點均有粵語、普通話、英語、葡語、日語講古文案；公網與 GitHub Pages 預存千問男聲 qwen-audio-3.0-tts-plus／龍安魯風。</w:t>
+      </w:r>
+    </w:p>
+    <w:p>
+      <w:pPr>
+        <w:spacing w:after="60"/>
+        <w:ind w:left="374"/>
+      </w:pPr>
+      <w:r>
+        <w:rPr>
+          <w:rFonts w:ascii="Microsoft JhengHei" w:hAnsi="Microsoft JhengHei" w:eastAsia="Microsoft JhengHei"/>
+          <w:b/>
+          <w:color w:val="9C6E1E"/>
+        </w:rPr>
+        <w:t xml:space="preserve">· </w:t>
+      </w:r>
+      <w:r>
+        <w:rPr>
+          <w:rFonts w:ascii="Microsoft JhengHei" w:hAnsi="Microsoft JhengHei" w:eastAsia="Microsoft JhengHei"/>
+          <w:color w:val="2B2118"/>
+          <w:sz w:val="21"/>
+        </w:rPr>
+        <w:t>簡體中文固定為普通話（Mandarin），禁止回退粵語錄音或粵語系統聲；粵語選項仍為粵語。</w:t>
+      </w:r>
+    </w:p>
+    <w:p>
+      <w:pPr>
+        <w:spacing w:after="60"/>
+        <w:ind w:left="374"/>
+      </w:pPr>
+      <w:r>
+        <w:rPr>
+          <w:rFonts w:ascii="Microsoft JhengHei" w:hAnsi="Microsoft JhengHei" w:eastAsia="Microsoft JhengHei"/>
+          <w:b/>
+          <w:color w:val="9C6E1E"/>
+        </w:rPr>
+        <w:t xml:space="preserve">· </w:t>
+      </w:r>
+      <w:r>
+        <w:rPr>
+          <w:rFonts w:ascii="Microsoft JhengHei" w:hAnsi="Microsoft JhengHei" w:eastAsia="Microsoft JhengHei"/>
+          <w:color w:val="2B2118"/>
+          <w:sz w:val="21"/>
+        </w:rPr>
+        <w:t>90 秒評審快演即播預存 mp3；其餘站點按「聽阿濠講」亦有對應語言男聲，點擊後無需評審等待現場合成。</w:t>
+      </w:r>
+    </w:p>
+    <w:p>
+      <w:pPr>
+        <w:keepNext/>
+        <w:keepLines/>
+        <w:spacing w:before="160" w:after="60"/>
+      </w:pPr>
+      <w:r>
+        <w:rPr>
+          <w:rFonts w:ascii="Microsoft JhengHei" w:hAnsi="Microsoft JhengHei" w:eastAsia="Microsoft JhengHei"/>
+          <w:b/>
+          <w:color w:val="2C5E86"/>
+          <w:sz w:val="23"/>
+        </w:rPr>
+        <w:t>▎公網實拍（2026-09-01）</w:t>
       </w:r>
     </w:p>
     <w:p>
@@ -4185,6 +4267,65 @@
       <w:pPr>
         <w:keepNext/>
         <w:keepLines/>
+        <w:spacing w:before="80" w:after="40"/>
+        <w:jc w:val="center"/>
+      </w:pPr>
+      <w:r>
+        <w:drawing>
+          <wp:inline xmlns:a="http://schemas.openxmlformats.org/drawingml/2006/main" xmlns:pic="http://schemas.openxmlformats.org/drawingml/2006/picture">
+            <wp:extent cx="5532120" cy="2451645"/>
+            <wp:docPr id="10" name="Picture 10"/>
+            <wp:cNvGraphicFramePr>
+              <a:graphicFrameLocks noChangeAspect="1"/>
+            </wp:cNvGraphicFramePr>
+            <a:graphic>
+              <a:graphicData uri="http://schemas.openxmlformats.org/drawingml/2006/picture">
+                <pic:pic>
+                  <pic:nvPicPr>
+                    <pic:cNvPr id="0" name="09_story_mandarin.png"/>
+                    <pic:cNvPicPr/>
+                  </pic:nvPicPr>
+                  <pic:blipFill>
+                    <a:blip r:embed="rId20"/>
+                    <a:stretch>
+                      <a:fillRect/>
+                    </a:stretch>
+                  </pic:blipFill>
+                  <pic:spPr>
+                    <a:xfrm>
+                      <a:off x="0" y="0"/>
+                      <a:ext cx="5532120" cy="2451645"/>
+                    </a:xfrm>
+                    <a:prstGeom prst="rect"/>
+                  </pic:spPr>
+                </pic:pic>
+              </a:graphicData>
+            </a:graphic>
+          </wp:inline>
+        </w:drawing>
+      </w:r>
+    </w:p>
+    <w:p>
+      <w:pPr>
+        <w:keepLines/>
+        <w:spacing w:before="0" w:after="160"/>
+        <w:jc w:val="center"/>
+      </w:pPr>
+      <w:r>
+        <w:rPr>
+          <w:rFonts w:ascii="Microsoft JhengHei" w:hAnsi="Microsoft JhengHei" w:eastAsia="Microsoft JhengHei"/>
+          <w:b w:val="0"/>
+          <w:i/>
+          <w:color w:val="6B6055"/>
+          <w:sz w:val="17"/>
+        </w:rPr>
+        <w:t>圖：簡體中文（普通話）：大三巴「聽阿濠講」標註千問普通話男聲 · 龍安魯風，不回退粵語</w:t>
+      </w:r>
+    </w:p>
+    <w:p>
+      <w:pPr>
+        <w:keepNext/>
+        <w:keepLines/>
         <w:spacing w:before="280" w:after="120"/>
         <w:pBdr>
           <w:bottom w:val="single" w:sz="6" w:space="2" w:color="E0CBA8"/>
@@ -4371,7 +4512,7 @@
                 <w:color w:val="2B2118"/>
                 <w:sz w:val="20"/>
               </w:rPr>
-              <w:t>70 POI 知識庫（Wikipedia/Commons 座標與相片）、真實 Qwen 推理、路線/預算/開放核驗、即時天氣（Open-Meteo）、到店碼發碼/核銷、B 端 API、系統運行狀態、全部自動化測試結果</w:t>
+              <w:t>70 POI 知識庫（Wikipedia/Commons 座標與相片）、真實 Qwen 推理、路線/預算/開放核驗、即時天氣（Open-Meteo）、到店碼發碼/核銷、B 端 API、系統運行狀態、全部自動化測試結果、70×5 預存千問講古男聲</w:t>
             </w:r>
           </w:p>
         </w:tc>
@@ -4700,7 +4841,7 @@
                 <w:color w:val="2B2118"/>
                 <w:sz w:val="20"/>
               </w:rPr>
-              <w:t>打開 http://47.79.228.128/，按「90 秒評審快速演示」</w:t>
+              <w:t>打開 http://47.79.228.128/，語言選粵語或「簡體中文（普通話）」，按「90 秒評審快速演示」</w:t>
             </w:r>
           </w:p>
         </w:tc>
@@ -4728,6 +4869,92 @@
                 <w:sz w:val="20"/>
               </w:rPr>
               <w:t>同一 7 項工具穩定完成：休息日自動改線、舊區導流、地圖與任務核對；軌跡明示可重現模式</w:t>
+            </w:r>
+          </w:p>
+        </w:tc>
+      </w:tr>
+      <w:tr>
+        <w:trPr>
+          <w:cantSplit/>
+        </w:trPr>
+        <w:tc>
+          <w:tcPr>
+            <w:tcW w:type="dxa" w:w="792"/>
+            <w:tcMar>
+              <w:top w:w="70" w:type="dxa"/>
+              <w:start w:w="90" w:type="dxa"/>
+              <w:bottom w:w="70" w:type="dxa"/>
+              <w:end w:w="90" w:type="dxa"/>
+            </w:tcMar>
+          </w:tcPr>
+          <w:p>
+            <w:pPr>
+              <w:keepLines/>
+              <w:spacing w:after="40" w:before="40"/>
+            </w:pPr>
+            <w:r/>
+            <w:r>
+              <w:rPr>
+                <w:rFonts w:ascii="Microsoft JhengHei" w:hAnsi="Microsoft JhengHei" w:eastAsia="Microsoft JhengHei"/>
+                <w:b w:val="0"/>
+                <w:color w:val="2B2118"/>
+                <w:sz w:val="20"/>
+              </w:rPr>
+              <w:t>1b</w:t>
+            </w:r>
+          </w:p>
+        </w:tc>
+        <w:tc>
+          <w:tcPr>
+            <w:tcW w:type="dxa" w:w="4464"/>
+            <w:tcMar>
+              <w:top w:w="70" w:type="dxa"/>
+              <w:start w:w="90" w:type="dxa"/>
+              <w:bottom w:w="70" w:type="dxa"/>
+              <w:end w:w="90" w:type="dxa"/>
+            </w:tcMar>
+          </w:tcPr>
+          <w:p>
+            <w:pPr>
+              <w:keepLines/>
+              <w:spacing w:after="40" w:before="40"/>
+            </w:pPr>
+            <w:r/>
+            <w:r>
+              <w:rPr>
+                <w:rFonts w:ascii="Microsoft JhengHei" w:hAnsi="Microsoft JhengHei" w:eastAsia="Microsoft JhengHei"/>
+                <w:b w:val="0"/>
+                <w:color w:val="2B2118"/>
+                <w:sz w:val="20"/>
+              </w:rPr>
+              <w:t>在大三巴等任一站點按「聽阿濠講」</w:t>
+            </w:r>
+          </w:p>
+        </w:tc>
+        <w:tc>
+          <w:tcPr>
+            <w:tcW w:type="dxa" w:w="4536"/>
+            <w:tcMar>
+              <w:top w:w="70" w:type="dxa"/>
+              <w:start w:w="90" w:type="dxa"/>
+              <w:bottom w:w="70" w:type="dxa"/>
+              <w:end w:w="90" w:type="dxa"/>
+            </w:tcMar>
+          </w:tcPr>
+          <w:p>
+            <w:pPr>
+              <w:keepLines/>
+              <w:spacing w:after="40" w:before="40"/>
+            </w:pPr>
+            <w:r/>
+            <w:r>
+              <w:rPr>
+                <w:rFonts w:ascii="Microsoft JhengHei" w:hAnsi="Microsoft JhengHei" w:eastAsia="Microsoft JhengHei"/>
+                <w:b w:val="0"/>
+                <w:color w:val="2B2118"/>
+                <w:sz w:val="20"/>
+              </w:rPr>
+              <w:t>預存千問男聲：粵語／普通話／英／葡／日；簡體中文必為普通話，不回退粵語</w:t>
             </w:r>
           </w:p>
         </w:tc>
@@ -5218,7 +5445,7 @@
           <w:color w:val="2B2118"/>
           <w:sz w:val="21"/>
         </w:rPr>
-        <w:t>647 後端、119 瀏覽器、102 API/安全、8 MCP 協議測試全部 PASS；另有倉庫交付一致性測試（qa/ 目錄可重現）。</w:t>
+        <w:t>647 後端、127 瀏覽器、116 API/安全、109 倉庫交付、8 MCP 協議測試全部 PASS；另有倉庫交付一致性測試（qa/ 目錄可重現）。</w:t>
       </w:r>
     </w:p>
     <w:p>

--- a/docs/複賽說明文檔_街知巷聞.docx
+++ b/docs/複賽說明文檔_街知巷聞.docx
@@ -3583,7 +3583,7 @@
           <w:color w:val="2B2118"/>
           <w:sz w:val="21"/>
         </w:rPr>
-        <w:t>回歸測試：647 後端、127 瀏覽器、116 API/安全、109 倉庫交付全部 PASS；8 個 MCP 工具協議測試通過。</w:t>
+        <w:t>回歸測試：647 後端、127 瀏覽器、116 API/安全、482 倉庫交付全部 PASS；8 個 MCP 工具協議測試通過。</w:t>
       </w:r>
     </w:p>
     <w:p>
@@ -5445,7 +5445,7 @@
           <w:color w:val="2B2118"/>
           <w:sz w:val="21"/>
         </w:rPr>
-        <w:t>647 後端、127 瀏覽器、116 API/安全、109 倉庫交付、8 MCP 協議測試全部 PASS；另有倉庫交付一致性測試（qa/ 目錄可重現）。</w:t>
+        <w:t>647 後端、127 瀏覽器、116 API/安全、482 倉庫交付、8 MCP 協議測試全部 PASS；另有倉庫交付一致性測試（qa/ 目錄可重現）。</w:t>
       </w:r>
     </w:p>
     <w:p>
